--- a/templates/BM4_BGNDK.docx
+++ b/templates/BM4_BGNDK.docx
@@ -77,94 +77,11 @@
         </w:rPr>
       </w:pPr>
       <w:proofErr w:type="spellStart"/>
-      <w:r>
-        <w:rPr>
-          <w:sz w:val="25"/>
-          <w:szCs w:val="25"/>
-        </w:rPr>
-        <w:t>Khách</w:t>
-      </w:r>
-      <w:proofErr w:type="spellEnd"/>
-      <w:r>
-        <w:rPr>
-          <w:sz w:val="25"/>
-          <w:szCs w:val="25"/>
-        </w:rPr>
-        <w:t xml:space="preserve"> </w:t>
-      </w:r>
-      <w:proofErr w:type="spellStart"/>
-      <w:r>
-        <w:rPr>
-          <w:sz w:val="25"/>
-          <w:szCs w:val="25"/>
-        </w:rPr>
-        <w:t>hàng</w:t>
-      </w:r>
-      <w:proofErr w:type="spellEnd"/>
-      <w:r>
-        <w:rPr>
-          <w:sz w:val="25"/>
-          <w:szCs w:val="25"/>
-        </w:rPr>
-        <w:t xml:space="preserve">: </w:t>
-      </w:r>
-      <w:r>
-        <w:rPr>
-          <w:sz w:val="25"/>
-          <w:szCs w:val="25"/>
-          <w:lang w:val="vi-VN"/>
-        </w:rPr>
-        <w:t>&lt;&lt;</w:t>
-      </w:r>
-      <w:r>
-        <w:rPr>
-          <w:sz w:val="25"/>
-          <w:szCs w:val="25"/>
-          <w:lang w:val="vi-VN"/>
-        </w:rPr>
-        <w:t>2 - Họ và tên người 1</w:t>
-      </w:r>
-      <w:r>
-        <w:rPr>
-          <w:sz w:val="25"/>
-          <w:szCs w:val="25"/>
-          <w:lang w:val="vi-VN"/>
-        </w:rPr>
-        <w:t>&gt;</w:t>
-      </w:r>
+      <w:proofErr w:type="spellEnd"/>
+      <w:proofErr w:type="spellStart"/>
+      <w:proofErr w:type="spellEnd"/>
       <w:proofErr w:type="gramStart"/>
-      <w:r>
-        <w:rPr>
-          <w:sz w:val="25"/>
-          <w:szCs w:val="25"/>
-          <w:lang w:val="vi-VN"/>
-        </w:rPr>
-        <w:t>&gt;</w:t>
-      </w:r>
-      <w:r>
-        <w:rPr>
-          <w:sz w:val="25"/>
-          <w:szCs w:val="25"/>
-        </w:rPr>
-        <w:t xml:space="preserve"> </w:t>
-      </w:r>
-      <w:r>
-        <w:rPr>
-          <w:b/>
-          <w:bCs/>
-          <w:sz w:val="25"/>
-          <w:szCs w:val="25"/>
-        </w:rPr>
-        <w:t xml:space="preserve"> </w:t>
-      </w:r>
-      <w:proofErr w:type="spellStart"/>
-      <w:r>
-        <w:rPr>
-          <w:sz w:val="25"/>
-          <w:szCs w:val="25"/>
-        </w:rPr>
-        <w:t>Mã</w:t>
-      </w:r>
+      <w:proofErr w:type="spellStart"/>
       <w:proofErr w:type="spellEnd"/>
       <w:proofErr w:type="gramEnd"/>
       <w:r>
@@ -172,31 +89,7 @@
           <w:sz w:val="25"/>
           <w:szCs w:val="25"/>
         </w:rPr>
-        <w:t xml:space="preserve"> CIF: </w:t>
-      </w:r>
-      <w:r>
-        <w:rPr>
-          <w:sz w:val="25"/>
-          <w:szCs w:val="25"/>
-          <w:lang w:val="vi-VN"/>
-        </w:rPr>
-        <w:t>&lt;&lt;</w:t>
-      </w:r>
-      <w:r>
-        <w:rPr>
-          <w:sz w:val="25"/>
-          <w:szCs w:val="25"/>
-          <w:lang w:val="vi-VN"/>
-        </w:rPr>
-        <w:t>4- Mã CIF người 1</w:t>
-      </w:r>
-      <w:r>
-        <w:rPr>
-          <w:sz w:val="25"/>
-          <w:szCs w:val="25"/>
-          <w:lang w:val="vi-VN"/>
-        </w:rPr>
-        <w:t>&gt;&gt;</w:t>
+        <w:t>Khách hàng: &lt;&lt;2 - Họ và tên người 1&gt;&gt;  Mã CIF: &lt;&lt;4- Mã CIF người 1&gt;&gt;</w:t>
       </w:r>
     </w:p>
     <w:p>
@@ -208,172 +101,32 @@
           <w:szCs w:val="25"/>
         </w:rPr>
       </w:pPr>
+      <w:proofErr w:type="spellStart"/>
+      <w:proofErr w:type="spellEnd"/>
+      <w:proofErr w:type="spellStart"/>
+      <w:proofErr w:type="spellEnd"/>
+      <w:proofErr w:type="spellStart"/>
+      <w:proofErr w:type="spellEnd"/>
+      <w:proofErr w:type="spellStart"/>
+      <w:proofErr w:type="spellEnd"/>
+      <w:proofErr w:type="spellStart"/>
+      <w:proofErr w:type="spellEnd"/>
+      <w:proofErr w:type="spellStart"/>
+      <w:proofErr w:type="spellEnd"/>
+      <w:proofErr w:type="spellStart"/>
+      <w:proofErr w:type="spellEnd"/>
+      <w:proofErr w:type="spellStart"/>
+      <w:proofErr w:type="spellEnd"/>
+      <w:proofErr w:type="spellStart"/>
+      <w:proofErr w:type="spellEnd"/>
+      <w:proofErr w:type="spellStart"/>
+      <w:proofErr w:type="spellEnd"/>
       <w:r>
         <w:rPr>
           <w:sz w:val="25"/>
           <w:szCs w:val="25"/>
         </w:rPr>
-        <w:tab/>
-      </w:r>
-      <w:proofErr w:type="spellStart"/>
-      <w:r>
-        <w:rPr>
-          <w:sz w:val="25"/>
-          <w:szCs w:val="25"/>
-        </w:rPr>
-        <w:t>Hôm</w:t>
-      </w:r>
-      <w:proofErr w:type="spellEnd"/>
-      <w:r>
-        <w:rPr>
-          <w:sz w:val="25"/>
-          <w:szCs w:val="25"/>
-        </w:rPr>
-        <w:t xml:space="preserve"> nay, </w:t>
-      </w:r>
-      <w:proofErr w:type="spellStart"/>
-      <w:r>
-        <w:rPr>
-          <w:sz w:val="25"/>
-          <w:szCs w:val="25"/>
-        </w:rPr>
-        <w:t>ngày</w:t>
-      </w:r>
-      <w:proofErr w:type="spellEnd"/>
-      <w:r>
-        <w:rPr>
-          <w:sz w:val="25"/>
-          <w:szCs w:val="25"/>
-        </w:rPr>
-        <w:t xml:space="preserve"> …. </w:t>
-      </w:r>
-      <w:proofErr w:type="spellStart"/>
-      <w:r>
-        <w:rPr>
-          <w:sz w:val="25"/>
-          <w:szCs w:val="25"/>
-        </w:rPr>
-        <w:t>tháng</w:t>
-      </w:r>
-      <w:proofErr w:type="spellEnd"/>
-      <w:r>
-        <w:rPr>
-          <w:sz w:val="25"/>
-          <w:szCs w:val="25"/>
-        </w:rPr>
-        <w:t xml:space="preserve">…. </w:t>
-      </w:r>
-      <w:proofErr w:type="spellStart"/>
-      <w:r>
-        <w:rPr>
-          <w:sz w:val="25"/>
-          <w:szCs w:val="25"/>
-        </w:rPr>
-        <w:t>năm</w:t>
-      </w:r>
-      <w:proofErr w:type="spellEnd"/>
-      <w:r>
-        <w:rPr>
-          <w:sz w:val="25"/>
-          <w:szCs w:val="25"/>
-        </w:rPr>
-        <w:t xml:space="preserve"> 20…. </w:t>
-      </w:r>
-      <w:proofErr w:type="spellStart"/>
-      <w:r>
-        <w:rPr>
-          <w:sz w:val="25"/>
-          <w:szCs w:val="25"/>
-        </w:rPr>
-        <w:t>tại</w:t>
-      </w:r>
-      <w:proofErr w:type="spellEnd"/>
-      <w:r>
-        <w:rPr>
-          <w:sz w:val="25"/>
-          <w:szCs w:val="25"/>
-        </w:rPr>
-        <w:t xml:space="preserve"> BIDV </w:t>
-      </w:r>
-      <w:proofErr w:type="spellStart"/>
-      <w:r>
-        <w:rPr>
-          <w:sz w:val="25"/>
-          <w:szCs w:val="25"/>
-        </w:rPr>
-        <w:t>Tràng</w:t>
-      </w:r>
-      <w:proofErr w:type="spellEnd"/>
-      <w:r>
-        <w:rPr>
-          <w:sz w:val="25"/>
-          <w:szCs w:val="25"/>
-        </w:rPr>
-        <w:t xml:space="preserve"> </w:t>
-      </w:r>
-      <w:proofErr w:type="spellStart"/>
-      <w:r>
-        <w:rPr>
-          <w:sz w:val="25"/>
-          <w:szCs w:val="25"/>
-        </w:rPr>
-        <w:t>Tiền</w:t>
-      </w:r>
-      <w:proofErr w:type="spellEnd"/>
-      <w:r>
-        <w:rPr>
-          <w:sz w:val="25"/>
-          <w:szCs w:val="25"/>
-        </w:rPr>
-        <w:t xml:space="preserve"> - HN, </w:t>
-      </w:r>
-      <w:proofErr w:type="spellStart"/>
-      <w:r>
-        <w:rPr>
-          <w:sz w:val="25"/>
-          <w:szCs w:val="25"/>
-        </w:rPr>
-        <w:t>chúng</w:t>
-      </w:r>
-      <w:proofErr w:type="spellEnd"/>
-      <w:r>
-        <w:rPr>
-          <w:sz w:val="25"/>
-          <w:szCs w:val="25"/>
-        </w:rPr>
-        <w:t xml:space="preserve"> </w:t>
-      </w:r>
-      <w:proofErr w:type="spellStart"/>
-      <w:r>
-        <w:rPr>
-          <w:sz w:val="25"/>
-          <w:szCs w:val="25"/>
-        </w:rPr>
-        <w:t>tôi</w:t>
-      </w:r>
-      <w:proofErr w:type="spellEnd"/>
-      <w:r>
-        <w:rPr>
-          <w:sz w:val="25"/>
-          <w:szCs w:val="25"/>
-        </w:rPr>
-        <w:t xml:space="preserve"> </w:t>
-      </w:r>
-      <w:proofErr w:type="spellStart"/>
-      <w:r>
-        <w:rPr>
-          <w:sz w:val="25"/>
-          <w:szCs w:val="25"/>
-        </w:rPr>
-        <w:t>gồm</w:t>
-      </w:r>
-      <w:proofErr w:type="spellEnd"/>
-      <w:r>
-        <w:rPr>
-          <w:sz w:val="25"/>
-          <w:szCs w:val="25"/>
-        </w:rPr>
-        <w:t>:</w:t>
+        <w:t>	Hôm nay, ngày …. tháng…. năm 20…. tại BIDV Tràng Tiền - HN, chúng tôi gồm:</w:t>
       </w:r>
     </w:p>
     <w:p>
@@ -386,6 +139,20 @@
           <w:szCs w:val="25"/>
         </w:rPr>
       </w:pPr>
+      <w:proofErr w:type="spellStart"/>
+      <w:proofErr w:type="spellEnd"/>
+      <w:proofErr w:type="spellStart"/>
+      <w:proofErr w:type="spellEnd"/>
+      <w:proofErr w:type="spellStart"/>
+      <w:proofErr w:type="spellEnd"/>
+      <w:proofErr w:type="spellStart"/>
+      <w:proofErr w:type="spellEnd"/>
+      <w:proofErr w:type="spellStart"/>
+      <w:proofErr w:type="spellEnd"/>
+      <w:proofErr w:type="spellStart"/>
+      <w:proofErr w:type="spellEnd"/>
+      <w:proofErr w:type="spellStart"/>
+      <w:proofErr w:type="spellEnd"/>
       <w:r>
         <w:rPr>
           <w:b/>
@@ -393,142 +160,7 @@
           <w:sz w:val="25"/>
           <w:szCs w:val="25"/>
         </w:rPr>
-        <w:t xml:space="preserve">- </w:t>
-      </w:r>
-      <w:proofErr w:type="spellStart"/>
-      <w:r>
-        <w:rPr>
-          <w:b/>
-          <w:bCs/>
-          <w:sz w:val="25"/>
-          <w:szCs w:val="25"/>
-        </w:rPr>
-        <w:t>Bên</w:t>
-      </w:r>
-      <w:proofErr w:type="spellEnd"/>
-      <w:r>
-        <w:rPr>
-          <w:b/>
-          <w:bCs/>
-          <w:sz w:val="25"/>
-          <w:szCs w:val="25"/>
-        </w:rPr>
-        <w:t xml:space="preserve"> </w:t>
-      </w:r>
-      <w:proofErr w:type="spellStart"/>
-      <w:r>
-        <w:rPr>
-          <w:b/>
-          <w:bCs/>
-          <w:sz w:val="25"/>
-          <w:szCs w:val="25"/>
-        </w:rPr>
-        <w:t>giao</w:t>
-      </w:r>
-      <w:proofErr w:type="spellEnd"/>
-      <w:r>
-        <w:rPr>
-          <w:b/>
-          <w:bCs/>
-          <w:sz w:val="25"/>
-          <w:szCs w:val="25"/>
-        </w:rPr>
-        <w:t xml:space="preserve"> </w:t>
-      </w:r>
-      <w:proofErr w:type="spellStart"/>
-      <w:r>
-        <w:rPr>
-          <w:b/>
-          <w:bCs/>
-          <w:sz w:val="25"/>
-          <w:szCs w:val="25"/>
-        </w:rPr>
-        <w:t>hồ</w:t>
-      </w:r>
-      <w:proofErr w:type="spellEnd"/>
-      <w:r>
-        <w:rPr>
-          <w:b/>
-          <w:bCs/>
-          <w:sz w:val="25"/>
-          <w:szCs w:val="25"/>
-        </w:rPr>
-        <w:t xml:space="preserve"> </w:t>
-      </w:r>
-      <w:proofErr w:type="spellStart"/>
-      <w:r>
-        <w:rPr>
-          <w:b/>
-          <w:bCs/>
-          <w:sz w:val="25"/>
-          <w:szCs w:val="25"/>
-        </w:rPr>
-        <w:t>sơ</w:t>
-      </w:r>
-      <w:proofErr w:type="spellEnd"/>
-      <w:r>
-        <w:rPr>
-          <w:b/>
-          <w:bCs/>
-          <w:sz w:val="25"/>
-          <w:szCs w:val="25"/>
-        </w:rPr>
-        <w:t>:</w:t>
-      </w:r>
-      <w:r>
-        <w:rPr>
-          <w:sz w:val="25"/>
-          <w:szCs w:val="25"/>
-        </w:rPr>
-        <w:t xml:space="preserve">  </w:t>
-      </w:r>
-      <w:proofErr w:type="spellStart"/>
-      <w:r>
-        <w:rPr>
-          <w:sz w:val="25"/>
-          <w:szCs w:val="25"/>
-        </w:rPr>
-        <w:t>Phòng</w:t>
-      </w:r>
-      <w:proofErr w:type="spellEnd"/>
-      <w:r>
-        <w:rPr>
-          <w:sz w:val="25"/>
-          <w:szCs w:val="25"/>
-        </w:rPr>
-        <w:t xml:space="preserve"> .................., </w:t>
-      </w:r>
-      <w:proofErr w:type="spellStart"/>
-      <w:r>
-        <w:rPr>
-          <w:sz w:val="25"/>
-          <w:szCs w:val="25"/>
-        </w:rPr>
-        <w:t>đại</w:t>
-      </w:r>
-      <w:proofErr w:type="spellEnd"/>
-      <w:r>
-        <w:rPr>
-          <w:sz w:val="25"/>
-          <w:szCs w:val="25"/>
-        </w:rPr>
-        <w:t xml:space="preserve"> </w:t>
-      </w:r>
-      <w:proofErr w:type="spellStart"/>
-      <w:r>
-        <w:rPr>
-          <w:sz w:val="25"/>
-          <w:szCs w:val="25"/>
-        </w:rPr>
-        <w:t>diện</w:t>
-      </w:r>
-      <w:proofErr w:type="spellEnd"/>
-      <w:r>
-        <w:rPr>
-          <w:sz w:val="25"/>
-          <w:szCs w:val="25"/>
-        </w:rPr>
-        <w:t>: .....................</w:t>
+        <w:t>- Bên giao hồ sơ:  Phòng .................., đại diện: .....................</w:t>
       </w:r>
     </w:p>
     <w:p>
@@ -541,195 +173,32 @@
           <w:szCs w:val="25"/>
         </w:rPr>
       </w:pPr>
+      <w:proofErr w:type="spellStart"/>
+      <w:proofErr w:type="spellEnd"/>
+      <w:proofErr w:type="spellStart"/>
+      <w:proofErr w:type="spellEnd"/>
+      <w:proofErr w:type="spellStart"/>
+      <w:proofErr w:type="spellEnd"/>
+      <w:proofErr w:type="spellStart"/>
+      <w:proofErr w:type="spellEnd"/>
+      <w:proofErr w:type="spellStart"/>
+      <w:proofErr w:type="spellEnd"/>
+      <w:proofErr w:type="spellStart"/>
+      <w:proofErr w:type="spellEnd"/>
+      <w:proofErr w:type="spellStart"/>
+      <w:proofErr w:type="spellEnd"/>
+      <w:proofErr w:type="spellStart"/>
+      <w:proofErr w:type="spellEnd"/>
+      <w:proofErr w:type="spellStart"/>
+      <w:proofErr w:type="spellEnd"/>
+      <w:proofErr w:type="spellStart"/>
+      <w:proofErr w:type="spellEnd"/>
       <w:r>
         <w:rPr>
           <w:sz w:val="25"/>
           <w:szCs w:val="25"/>
         </w:rPr>
-        <w:t xml:space="preserve">- </w:t>
-      </w:r>
-      <w:proofErr w:type="spellStart"/>
-      <w:r>
-        <w:rPr>
-          <w:b/>
-          <w:bCs/>
-          <w:sz w:val="25"/>
-          <w:szCs w:val="25"/>
-        </w:rPr>
-        <w:t>Bên</w:t>
-      </w:r>
-      <w:proofErr w:type="spellEnd"/>
-      <w:r>
-        <w:rPr>
-          <w:b/>
-          <w:bCs/>
-          <w:sz w:val="25"/>
-          <w:szCs w:val="25"/>
-        </w:rPr>
-        <w:t xml:space="preserve"> </w:t>
-      </w:r>
-      <w:proofErr w:type="spellStart"/>
-      <w:r>
-        <w:rPr>
-          <w:b/>
-          <w:bCs/>
-          <w:sz w:val="25"/>
-          <w:szCs w:val="25"/>
-        </w:rPr>
-        <w:t>nhận</w:t>
-      </w:r>
-      <w:proofErr w:type="spellEnd"/>
-      <w:r>
-        <w:rPr>
-          <w:b/>
-          <w:bCs/>
-          <w:sz w:val="25"/>
-          <w:szCs w:val="25"/>
-        </w:rPr>
-        <w:t xml:space="preserve"> </w:t>
-      </w:r>
-      <w:proofErr w:type="spellStart"/>
-      <w:r>
-        <w:rPr>
-          <w:b/>
-          <w:bCs/>
-          <w:sz w:val="25"/>
-          <w:szCs w:val="25"/>
-        </w:rPr>
-        <w:t>hồ</w:t>
-      </w:r>
-      <w:proofErr w:type="spellEnd"/>
-      <w:r>
-        <w:rPr>
-          <w:b/>
-          <w:bCs/>
-          <w:sz w:val="25"/>
-          <w:szCs w:val="25"/>
-        </w:rPr>
-        <w:t xml:space="preserve"> </w:t>
-      </w:r>
-      <w:proofErr w:type="spellStart"/>
-      <w:r>
-        <w:rPr>
-          <w:b/>
-          <w:bCs/>
-          <w:sz w:val="25"/>
-          <w:szCs w:val="25"/>
-        </w:rPr>
-        <w:t>sơ</w:t>
-      </w:r>
-      <w:proofErr w:type="spellEnd"/>
-      <w:r>
-        <w:rPr>
-          <w:b/>
-          <w:bCs/>
-          <w:sz w:val="25"/>
-          <w:szCs w:val="25"/>
-        </w:rPr>
-        <w:t>:</w:t>
-      </w:r>
-      <w:r>
-        <w:rPr>
-          <w:sz w:val="25"/>
-          <w:szCs w:val="25"/>
-        </w:rPr>
-        <w:t xml:space="preserve"> </w:t>
-      </w:r>
-      <w:proofErr w:type="spellStart"/>
-      <w:r>
-        <w:rPr>
-          <w:sz w:val="25"/>
-          <w:szCs w:val="25"/>
-        </w:rPr>
-        <w:t>Phòng</w:t>
-      </w:r>
-      <w:proofErr w:type="spellEnd"/>
-      <w:r>
-        <w:rPr>
-          <w:sz w:val="25"/>
-          <w:szCs w:val="25"/>
-        </w:rPr>
-        <w:t xml:space="preserve"> Quản </w:t>
-      </w:r>
-      <w:proofErr w:type="spellStart"/>
-      <w:r>
-        <w:rPr>
-          <w:sz w:val="25"/>
-          <w:szCs w:val="25"/>
-        </w:rPr>
-        <w:t>trị</w:t>
-      </w:r>
-      <w:proofErr w:type="spellEnd"/>
-      <w:r>
-        <w:rPr>
-          <w:sz w:val="25"/>
-          <w:szCs w:val="25"/>
-        </w:rPr>
-        <w:t xml:space="preserve"> </w:t>
-      </w:r>
-      <w:proofErr w:type="spellStart"/>
-      <w:r>
-        <w:rPr>
-          <w:sz w:val="25"/>
-          <w:szCs w:val="25"/>
-        </w:rPr>
-        <w:t>tín</w:t>
-      </w:r>
-      <w:proofErr w:type="spellEnd"/>
-      <w:r>
-        <w:rPr>
-          <w:sz w:val="25"/>
-          <w:szCs w:val="25"/>
-        </w:rPr>
-        <w:t xml:space="preserve"> </w:t>
-      </w:r>
-      <w:proofErr w:type="spellStart"/>
-      <w:r>
-        <w:rPr>
-          <w:sz w:val="25"/>
-          <w:szCs w:val="25"/>
-        </w:rPr>
-        <w:t>dụng</w:t>
-      </w:r>
-      <w:proofErr w:type="spellEnd"/>
-      <w:r>
-        <w:rPr>
-          <w:sz w:val="25"/>
-          <w:szCs w:val="25"/>
-        </w:rPr>
-        <w:t xml:space="preserve">, </w:t>
-      </w:r>
-      <w:proofErr w:type="spellStart"/>
-      <w:r>
-        <w:rPr>
-          <w:sz w:val="25"/>
-          <w:szCs w:val="25"/>
-        </w:rPr>
-        <w:t>đại</w:t>
-      </w:r>
-      <w:proofErr w:type="spellEnd"/>
-      <w:r>
-        <w:rPr>
-          <w:sz w:val="25"/>
-          <w:szCs w:val="25"/>
-        </w:rPr>
-        <w:t xml:space="preserve"> </w:t>
-      </w:r>
-      <w:proofErr w:type="spellStart"/>
-      <w:r>
-        <w:rPr>
-          <w:sz w:val="25"/>
-          <w:szCs w:val="25"/>
-        </w:rPr>
-        <w:t>diện</w:t>
-      </w:r>
-      <w:proofErr w:type="spellEnd"/>
-      <w:r>
-        <w:rPr>
-          <w:sz w:val="25"/>
-          <w:szCs w:val="25"/>
-        </w:rPr>
-        <w:t>: .....................</w:t>
+        <w:t>- Bên nhận hồ sơ: Phòng Quản trị tín dụng, đại diện: .....................</w:t>
       </w:r>
     </w:p>
     <w:p>
@@ -743,655 +212,93 @@
         </w:rPr>
       </w:pPr>
       <w:proofErr w:type="spellStart"/>
+      <w:proofErr w:type="spellEnd"/>
+      <w:proofErr w:type="spellStart"/>
+      <w:proofErr w:type="spellEnd"/>
+      <w:proofErr w:type="spellStart"/>
+      <w:proofErr w:type="spellEnd"/>
+      <w:proofErr w:type="spellStart"/>
+      <w:proofErr w:type="spellEnd"/>
+      <w:proofErr w:type="spellStart"/>
+      <w:proofErr w:type="spellEnd"/>
+      <w:proofErr w:type="spellStart"/>
+      <w:proofErr w:type="spellEnd"/>
+      <w:proofErr w:type="spellStart"/>
+      <w:proofErr w:type="spellEnd"/>
+      <w:proofErr w:type="spellStart"/>
+      <w:proofErr w:type="spellEnd"/>
+      <w:proofErr w:type="spellStart"/>
+      <w:proofErr w:type="gramStart"/>
+      <w:proofErr w:type="spellEnd"/>
+      <w:proofErr w:type="spellStart"/>
+      <w:proofErr w:type="spellEnd"/>
+      <w:proofErr w:type="gramEnd"/>
+      <w:proofErr w:type="spellStart"/>
+      <w:proofErr w:type="spellEnd"/>
+      <w:proofErr w:type="spellStart"/>
+      <w:proofErr w:type="spellEnd"/>
+      <w:proofErr w:type="spellStart"/>
+      <w:proofErr w:type="spellEnd"/>
+      <w:proofErr w:type="spellStart"/>
+      <w:proofErr w:type="spellEnd"/>
+      <w:proofErr w:type="spellStart"/>
+      <w:proofErr w:type="spellEnd"/>
+      <w:proofErr w:type="spellStart"/>
+      <w:proofErr w:type="spellEnd"/>
+      <w:proofErr w:type="spellStart"/>
+      <w:proofErr w:type="spellEnd"/>
+      <w:proofErr w:type="spellStart"/>
+      <w:proofErr w:type="spellEnd"/>
+      <w:proofErr w:type="spellStart"/>
+      <w:proofErr w:type="spellEnd"/>
+      <w:proofErr w:type="spellStart"/>
+      <w:proofErr w:type="spellEnd"/>
+      <w:proofErr w:type="spellStart"/>
+      <w:proofErr w:type="spellEnd"/>
+      <w:proofErr w:type="spellStart"/>
+      <w:proofErr w:type="spellEnd"/>
+      <w:proofErr w:type="spellStart"/>
+      <w:proofErr w:type="spellEnd"/>
+      <w:proofErr w:type="gramStart"/>
+      <w:proofErr w:type="gramEnd"/>
+      <w:proofErr w:type="spellStart"/>
+      <w:proofErr w:type="spellEnd"/>
+      <w:proofErr w:type="spellStart"/>
+      <w:proofErr w:type="spellEnd"/>
+      <w:proofErr w:type="spellStart"/>
+      <w:proofErr w:type="spellEnd"/>
+      <w:proofErr w:type="spellStart"/>
+      <w:proofErr w:type="spellEnd"/>
+      <w:proofErr w:type="spellStart"/>
+      <w:proofErr w:type="spellEnd"/>
+      <w:proofErr w:type="spellStart"/>
+      <w:proofErr w:type="spellEnd"/>
+      <w:proofErr w:type="spellStart"/>
+      <w:proofErr w:type="spellEnd"/>
+      <w:proofErr w:type="spellStart"/>
+      <w:proofErr w:type="spellEnd"/>
+      <w:proofErr w:type="spellStart"/>
+      <w:proofErr w:type="spellEnd"/>
+      <w:proofErr w:type="spellStart"/>
+      <w:proofErr w:type="spellEnd"/>
+      <w:proofErr w:type="spellStart"/>
+      <w:proofErr w:type="spellEnd"/>
+      <w:proofErr w:type="spellStart"/>
+      <w:proofErr w:type="spellEnd"/>
+      <w:proofErr w:type="spellStart"/>
+      <w:proofErr w:type="spellEnd"/>
+      <w:proofErr w:type="spellStart"/>
+      <w:proofErr w:type="spellEnd"/>
+      <w:proofErr w:type="spellStart"/>
+      <w:proofErr w:type="spellEnd"/>
+      <w:proofErr w:type="spellStart"/>
+      <w:proofErr w:type="spellEnd"/>
       <w:r>
         <w:rPr>
           <w:sz w:val="25"/>
           <w:szCs w:val="25"/>
         </w:rPr>
-        <w:t>Bên</w:t>
-      </w:r>
-      <w:proofErr w:type="spellEnd"/>
-      <w:r>
-        <w:rPr>
-          <w:sz w:val="25"/>
-          <w:szCs w:val="25"/>
-        </w:rPr>
-        <w:t xml:space="preserve"> </w:t>
-      </w:r>
-      <w:proofErr w:type="spellStart"/>
-      <w:r>
-        <w:rPr>
-          <w:sz w:val="25"/>
-          <w:szCs w:val="25"/>
-        </w:rPr>
-        <w:t>giao</w:t>
-      </w:r>
-      <w:proofErr w:type="spellEnd"/>
-      <w:r>
-        <w:rPr>
-          <w:sz w:val="25"/>
-          <w:szCs w:val="25"/>
-        </w:rPr>
-        <w:t xml:space="preserve"> </w:t>
-      </w:r>
-      <w:proofErr w:type="spellStart"/>
-      <w:r>
-        <w:rPr>
-          <w:sz w:val="25"/>
-          <w:szCs w:val="25"/>
-        </w:rPr>
-        <w:t>đã</w:t>
-      </w:r>
-      <w:proofErr w:type="spellEnd"/>
-      <w:r>
-        <w:rPr>
-          <w:sz w:val="25"/>
-          <w:szCs w:val="25"/>
-        </w:rPr>
-        <w:t xml:space="preserve"> </w:t>
-      </w:r>
-      <w:proofErr w:type="spellStart"/>
-      <w:r>
-        <w:rPr>
-          <w:sz w:val="25"/>
-          <w:szCs w:val="25"/>
-        </w:rPr>
-        <w:t>nhập</w:t>
-      </w:r>
-      <w:proofErr w:type="spellEnd"/>
-      <w:r>
-        <w:rPr>
-          <w:sz w:val="25"/>
-          <w:szCs w:val="25"/>
-        </w:rPr>
-        <w:t xml:space="preserve"> </w:t>
-      </w:r>
-      <w:proofErr w:type="spellStart"/>
-      <w:r>
-        <w:rPr>
-          <w:sz w:val="25"/>
-          <w:szCs w:val="25"/>
-        </w:rPr>
-        <w:t>đầy</w:t>
-      </w:r>
-      <w:proofErr w:type="spellEnd"/>
-      <w:r>
-        <w:rPr>
-          <w:sz w:val="25"/>
-          <w:szCs w:val="25"/>
-        </w:rPr>
-        <w:t xml:space="preserve"> </w:t>
-      </w:r>
-      <w:proofErr w:type="spellStart"/>
-      <w:r>
-        <w:rPr>
-          <w:sz w:val="25"/>
-          <w:szCs w:val="25"/>
-        </w:rPr>
-        <w:t>đủ</w:t>
-      </w:r>
-      <w:proofErr w:type="spellEnd"/>
-      <w:r>
-        <w:rPr>
-          <w:sz w:val="25"/>
-          <w:szCs w:val="25"/>
-        </w:rPr>
-        <w:t xml:space="preserve"> </w:t>
-      </w:r>
-      <w:proofErr w:type="spellStart"/>
-      <w:r>
-        <w:rPr>
-          <w:sz w:val="25"/>
-          <w:szCs w:val="25"/>
-        </w:rPr>
-        <w:t>thông</w:t>
-      </w:r>
-      <w:proofErr w:type="spellEnd"/>
-      <w:r>
-        <w:rPr>
-          <w:sz w:val="25"/>
-          <w:szCs w:val="25"/>
-        </w:rPr>
-        <w:t xml:space="preserve"> tin </w:t>
-      </w:r>
-      <w:proofErr w:type="spellStart"/>
-      <w:r>
-        <w:rPr>
-          <w:sz w:val="25"/>
-          <w:szCs w:val="25"/>
-        </w:rPr>
-        <w:t>đầy</w:t>
-      </w:r>
-      <w:proofErr w:type="spellEnd"/>
-      <w:r>
-        <w:rPr>
-          <w:sz w:val="25"/>
-          <w:szCs w:val="25"/>
-        </w:rPr>
-        <w:t xml:space="preserve"> </w:t>
-      </w:r>
-      <w:proofErr w:type="spellStart"/>
-      <w:proofErr w:type="gramStart"/>
-      <w:r>
-        <w:rPr>
-          <w:sz w:val="25"/>
-          <w:szCs w:val="25"/>
-        </w:rPr>
-        <w:t>đủ</w:t>
-      </w:r>
-      <w:proofErr w:type="spellEnd"/>
-      <w:r>
-        <w:rPr>
-          <w:sz w:val="25"/>
-          <w:szCs w:val="25"/>
-        </w:rPr>
-        <w:t xml:space="preserve">  </w:t>
-      </w:r>
-      <w:proofErr w:type="spellStart"/>
-      <w:r>
-        <w:rPr>
-          <w:sz w:val="25"/>
-          <w:szCs w:val="25"/>
-        </w:rPr>
-        <w:t>theo</w:t>
-      </w:r>
-      <w:proofErr w:type="spellEnd"/>
-      <w:proofErr w:type="gramEnd"/>
-      <w:r>
-        <w:rPr>
-          <w:sz w:val="25"/>
-          <w:szCs w:val="25"/>
-        </w:rPr>
-        <w:t xml:space="preserve"> qui </w:t>
-      </w:r>
-      <w:proofErr w:type="spellStart"/>
-      <w:r>
-        <w:rPr>
-          <w:sz w:val="25"/>
-          <w:szCs w:val="25"/>
-        </w:rPr>
-        <w:t>định</w:t>
-      </w:r>
-      <w:proofErr w:type="spellEnd"/>
-      <w:r>
-        <w:rPr>
-          <w:sz w:val="25"/>
-          <w:szCs w:val="25"/>
-        </w:rPr>
-        <w:t xml:space="preserve"> </w:t>
-      </w:r>
-      <w:proofErr w:type="spellStart"/>
-      <w:r>
-        <w:rPr>
-          <w:sz w:val="25"/>
-          <w:szCs w:val="25"/>
-        </w:rPr>
-        <w:t>và</w:t>
-      </w:r>
-      <w:proofErr w:type="spellEnd"/>
-      <w:r>
-        <w:rPr>
-          <w:sz w:val="25"/>
-          <w:szCs w:val="25"/>
-        </w:rPr>
-        <w:t xml:space="preserve"> </w:t>
-      </w:r>
-      <w:proofErr w:type="spellStart"/>
-      <w:r>
-        <w:rPr>
-          <w:sz w:val="25"/>
-          <w:szCs w:val="25"/>
-        </w:rPr>
-        <w:t>Bên</w:t>
-      </w:r>
-      <w:proofErr w:type="spellEnd"/>
-      <w:r>
-        <w:rPr>
-          <w:sz w:val="25"/>
-          <w:szCs w:val="25"/>
-        </w:rPr>
-        <w:t xml:space="preserve"> </w:t>
-      </w:r>
-      <w:proofErr w:type="spellStart"/>
-      <w:r>
-        <w:rPr>
-          <w:sz w:val="25"/>
-          <w:szCs w:val="25"/>
-        </w:rPr>
-        <w:t>nhận</w:t>
-      </w:r>
-      <w:proofErr w:type="spellEnd"/>
-      <w:r>
-        <w:rPr>
-          <w:sz w:val="25"/>
-          <w:szCs w:val="25"/>
-        </w:rPr>
-        <w:t xml:space="preserve"> </w:t>
-      </w:r>
-      <w:proofErr w:type="spellStart"/>
-      <w:r>
-        <w:rPr>
-          <w:sz w:val="25"/>
-          <w:szCs w:val="25"/>
-        </w:rPr>
-        <w:t>đã</w:t>
-      </w:r>
-      <w:proofErr w:type="spellEnd"/>
-      <w:r>
-        <w:rPr>
-          <w:sz w:val="25"/>
-          <w:szCs w:val="25"/>
-        </w:rPr>
-        <w:t xml:space="preserve"> </w:t>
-      </w:r>
-      <w:proofErr w:type="spellStart"/>
-      <w:r>
-        <w:rPr>
-          <w:sz w:val="25"/>
-          <w:szCs w:val="25"/>
-        </w:rPr>
-        <w:t>nhận</w:t>
-      </w:r>
-      <w:proofErr w:type="spellEnd"/>
-      <w:r>
-        <w:rPr>
-          <w:sz w:val="25"/>
-          <w:szCs w:val="25"/>
-        </w:rPr>
-        <w:t xml:space="preserve"> </w:t>
-      </w:r>
-      <w:proofErr w:type="spellStart"/>
-      <w:r>
-        <w:rPr>
-          <w:sz w:val="25"/>
-          <w:szCs w:val="25"/>
-        </w:rPr>
-        <w:t>Dữ</w:t>
-      </w:r>
-      <w:proofErr w:type="spellEnd"/>
-      <w:r>
-        <w:rPr>
-          <w:sz w:val="25"/>
-          <w:szCs w:val="25"/>
-        </w:rPr>
-        <w:t xml:space="preserve"> </w:t>
-      </w:r>
-      <w:proofErr w:type="spellStart"/>
-      <w:r>
-        <w:rPr>
-          <w:sz w:val="25"/>
-          <w:szCs w:val="25"/>
-        </w:rPr>
-        <w:t>liệu</w:t>
-      </w:r>
-      <w:proofErr w:type="spellEnd"/>
-      <w:r>
-        <w:rPr>
-          <w:sz w:val="25"/>
-          <w:szCs w:val="25"/>
-        </w:rPr>
-        <w:t xml:space="preserve"> </w:t>
-      </w:r>
-      <w:proofErr w:type="spellStart"/>
-      <w:r>
-        <w:rPr>
-          <w:sz w:val="25"/>
-          <w:szCs w:val="25"/>
-        </w:rPr>
-        <w:t>khai</w:t>
-      </w:r>
-      <w:proofErr w:type="spellEnd"/>
-      <w:r>
-        <w:rPr>
-          <w:sz w:val="25"/>
-          <w:szCs w:val="25"/>
-        </w:rPr>
-        <w:t xml:space="preserve"> </w:t>
-      </w:r>
-      <w:proofErr w:type="spellStart"/>
-      <w:r>
-        <w:rPr>
-          <w:sz w:val="25"/>
-          <w:szCs w:val="25"/>
-        </w:rPr>
-        <w:t>thông</w:t>
-      </w:r>
-      <w:proofErr w:type="spellEnd"/>
-      <w:r>
-        <w:rPr>
-          <w:sz w:val="25"/>
-          <w:szCs w:val="25"/>
-        </w:rPr>
-        <w:t xml:space="preserve"> tin KH </w:t>
-      </w:r>
-      <w:proofErr w:type="spellStart"/>
-      <w:r>
-        <w:rPr>
-          <w:sz w:val="25"/>
-          <w:szCs w:val="25"/>
-        </w:rPr>
-        <w:t>vay</w:t>
-      </w:r>
-      <w:proofErr w:type="spellEnd"/>
-      <w:r>
-        <w:rPr>
-          <w:sz w:val="25"/>
-          <w:szCs w:val="25"/>
-        </w:rPr>
-        <w:t xml:space="preserve"> </w:t>
-      </w:r>
-      <w:proofErr w:type="spellStart"/>
-      <w:r>
-        <w:rPr>
-          <w:sz w:val="25"/>
-          <w:szCs w:val="25"/>
-        </w:rPr>
-        <w:t>Dự</w:t>
-      </w:r>
-      <w:proofErr w:type="spellEnd"/>
-      <w:r>
-        <w:rPr>
-          <w:sz w:val="25"/>
-          <w:szCs w:val="25"/>
-        </w:rPr>
-        <w:t xml:space="preserve"> </w:t>
-      </w:r>
-      <w:proofErr w:type="spellStart"/>
-      <w:r>
-        <w:rPr>
-          <w:sz w:val="25"/>
-          <w:szCs w:val="25"/>
-        </w:rPr>
-        <w:t>án</w:t>
-      </w:r>
-      <w:proofErr w:type="spellEnd"/>
-      <w:r>
-        <w:rPr>
-          <w:sz w:val="25"/>
-          <w:szCs w:val="25"/>
-          <w:lang w:val="vi-VN"/>
-        </w:rPr>
-        <w:t xml:space="preserve"> Prima </w:t>
-      </w:r>
-      <w:proofErr w:type="gramStart"/>
-      <w:r>
-        <w:rPr>
-          <w:sz w:val="25"/>
-          <w:szCs w:val="25"/>
-          <w:lang w:val="vi-VN"/>
-        </w:rPr>
-        <w:t>Bay</w:t>
-      </w:r>
-      <w:r>
-        <w:rPr>
-          <w:sz w:val="25"/>
-          <w:szCs w:val="25"/>
-        </w:rPr>
-        <w:t>;.</w:t>
-      </w:r>
-      <w:proofErr w:type="gramEnd"/>
-      <w:r>
-        <w:rPr>
-          <w:sz w:val="25"/>
-          <w:szCs w:val="25"/>
-        </w:rPr>
-        <w:t xml:space="preserve"> Đ</w:t>
-      </w:r>
-      <w:proofErr w:type="spellStart"/>
-      <w:r>
-        <w:rPr>
-          <w:sz w:val="25"/>
-          <w:szCs w:val="25"/>
-        </w:rPr>
-        <w:t>ề</w:t>
-      </w:r>
-      <w:proofErr w:type="spellEnd"/>
-      <w:r>
-        <w:rPr>
-          <w:sz w:val="25"/>
-          <w:szCs w:val="25"/>
-        </w:rPr>
-        <w:t xml:space="preserve"> </w:t>
-      </w:r>
-      <w:proofErr w:type="spellStart"/>
-      <w:r>
-        <w:rPr>
-          <w:sz w:val="25"/>
-          <w:szCs w:val="25"/>
-        </w:rPr>
-        <w:t>nghị</w:t>
-      </w:r>
-      <w:proofErr w:type="spellEnd"/>
-      <w:r>
-        <w:rPr>
-          <w:sz w:val="25"/>
-          <w:szCs w:val="25"/>
-        </w:rPr>
-        <w:t xml:space="preserve"> </w:t>
-      </w:r>
-      <w:proofErr w:type="spellStart"/>
-      <w:r>
-        <w:rPr>
-          <w:sz w:val="25"/>
-          <w:szCs w:val="25"/>
-        </w:rPr>
-        <w:t>bộ</w:t>
-      </w:r>
-      <w:proofErr w:type="spellEnd"/>
-      <w:r>
-        <w:rPr>
-          <w:sz w:val="25"/>
-          <w:szCs w:val="25"/>
-        </w:rPr>
-        <w:t xml:space="preserve"> </w:t>
-      </w:r>
-      <w:proofErr w:type="spellStart"/>
-      <w:r>
-        <w:rPr>
-          <w:sz w:val="25"/>
-          <w:szCs w:val="25"/>
-        </w:rPr>
-        <w:t>phận</w:t>
-      </w:r>
-      <w:proofErr w:type="spellEnd"/>
-      <w:r>
-        <w:rPr>
-          <w:sz w:val="25"/>
-          <w:szCs w:val="25"/>
-        </w:rPr>
-        <w:t xml:space="preserve"> LS - </w:t>
-      </w:r>
-      <w:proofErr w:type="spellStart"/>
-      <w:r>
-        <w:rPr>
-          <w:sz w:val="25"/>
-          <w:szCs w:val="25"/>
-        </w:rPr>
-        <w:t>Phòng</w:t>
-      </w:r>
-      <w:proofErr w:type="spellEnd"/>
-      <w:r>
-        <w:rPr>
-          <w:sz w:val="25"/>
-          <w:szCs w:val="25"/>
-        </w:rPr>
-        <w:t xml:space="preserve"> QTTD </w:t>
-      </w:r>
-      <w:proofErr w:type="spellStart"/>
-      <w:r>
-        <w:rPr>
-          <w:sz w:val="25"/>
-          <w:szCs w:val="25"/>
-        </w:rPr>
-        <w:t>cập</w:t>
-      </w:r>
-      <w:proofErr w:type="spellEnd"/>
-      <w:r>
-        <w:rPr>
-          <w:sz w:val="25"/>
-          <w:szCs w:val="25"/>
-        </w:rPr>
-        <w:t xml:space="preserve"> </w:t>
-      </w:r>
-      <w:proofErr w:type="spellStart"/>
-      <w:r>
-        <w:rPr>
-          <w:sz w:val="25"/>
-          <w:szCs w:val="25"/>
-        </w:rPr>
-        <w:t>nhật</w:t>
-      </w:r>
-      <w:proofErr w:type="spellEnd"/>
-      <w:r>
-        <w:rPr>
-          <w:sz w:val="25"/>
-          <w:szCs w:val="25"/>
-        </w:rPr>
-        <w:t xml:space="preserve"> </w:t>
-      </w:r>
-      <w:proofErr w:type="spellStart"/>
-      <w:r>
-        <w:rPr>
-          <w:sz w:val="25"/>
-          <w:szCs w:val="25"/>
-        </w:rPr>
-        <w:t>thông</w:t>
-      </w:r>
-      <w:proofErr w:type="spellEnd"/>
-      <w:r>
-        <w:rPr>
-          <w:sz w:val="25"/>
-          <w:szCs w:val="25"/>
-        </w:rPr>
-        <w:t xml:space="preserve"> tin </w:t>
-      </w:r>
-      <w:proofErr w:type="spellStart"/>
-      <w:r>
-        <w:rPr>
-          <w:sz w:val="25"/>
-          <w:szCs w:val="25"/>
-        </w:rPr>
-        <w:t>và</w:t>
-      </w:r>
-      <w:proofErr w:type="spellEnd"/>
-      <w:r>
-        <w:rPr>
-          <w:sz w:val="25"/>
-          <w:szCs w:val="25"/>
-        </w:rPr>
-        <w:t xml:space="preserve"> </w:t>
-      </w:r>
-      <w:proofErr w:type="spellStart"/>
-      <w:r>
-        <w:rPr>
-          <w:sz w:val="25"/>
-          <w:szCs w:val="25"/>
-        </w:rPr>
-        <w:t>lưu</w:t>
-      </w:r>
-      <w:proofErr w:type="spellEnd"/>
-      <w:r>
-        <w:rPr>
-          <w:sz w:val="25"/>
-          <w:szCs w:val="25"/>
-        </w:rPr>
-        <w:t xml:space="preserve"> </w:t>
-      </w:r>
-      <w:proofErr w:type="spellStart"/>
-      <w:r>
-        <w:rPr>
-          <w:sz w:val="25"/>
-          <w:szCs w:val="25"/>
-        </w:rPr>
-        <w:t>trữ</w:t>
-      </w:r>
-      <w:proofErr w:type="spellEnd"/>
-      <w:r>
-        <w:rPr>
-          <w:sz w:val="25"/>
-          <w:szCs w:val="25"/>
-        </w:rPr>
-        <w:t xml:space="preserve"> </w:t>
-      </w:r>
-      <w:proofErr w:type="spellStart"/>
-      <w:r>
-        <w:rPr>
-          <w:sz w:val="25"/>
-          <w:szCs w:val="25"/>
-        </w:rPr>
-        <w:t>hồ</w:t>
-      </w:r>
-      <w:proofErr w:type="spellEnd"/>
-      <w:r>
-        <w:rPr>
-          <w:sz w:val="25"/>
-          <w:szCs w:val="25"/>
-        </w:rPr>
-        <w:t xml:space="preserve"> </w:t>
-      </w:r>
-      <w:proofErr w:type="spellStart"/>
-      <w:r>
-        <w:rPr>
-          <w:sz w:val="25"/>
-          <w:szCs w:val="25"/>
-        </w:rPr>
-        <w:t>sơ</w:t>
-      </w:r>
-      <w:proofErr w:type="spellEnd"/>
-      <w:r>
-        <w:rPr>
-          <w:sz w:val="25"/>
-          <w:szCs w:val="25"/>
-        </w:rPr>
-        <w:t xml:space="preserve"> </w:t>
-      </w:r>
-      <w:proofErr w:type="spellStart"/>
-      <w:r>
-        <w:rPr>
-          <w:sz w:val="25"/>
-          <w:szCs w:val="25"/>
-        </w:rPr>
-        <w:t>theo</w:t>
-      </w:r>
-      <w:proofErr w:type="spellEnd"/>
-      <w:r>
-        <w:rPr>
-          <w:sz w:val="25"/>
-          <w:szCs w:val="25"/>
-        </w:rPr>
-        <w:t xml:space="preserve"> </w:t>
-      </w:r>
-      <w:proofErr w:type="spellStart"/>
-      <w:r>
-        <w:rPr>
-          <w:sz w:val="25"/>
-          <w:szCs w:val="25"/>
-        </w:rPr>
-        <w:t>quy</w:t>
-      </w:r>
-      <w:proofErr w:type="spellEnd"/>
-      <w:r>
-        <w:rPr>
-          <w:sz w:val="25"/>
-          <w:szCs w:val="25"/>
-        </w:rPr>
-        <w:t xml:space="preserve"> </w:t>
-      </w:r>
-      <w:proofErr w:type="spellStart"/>
-      <w:r>
-        <w:rPr>
-          <w:sz w:val="25"/>
-          <w:szCs w:val="25"/>
-        </w:rPr>
-        <w:t>định</w:t>
-      </w:r>
-      <w:proofErr w:type="spellEnd"/>
-      <w:r>
-        <w:rPr>
-          <w:sz w:val="25"/>
-          <w:szCs w:val="25"/>
-        </w:rPr>
-        <w:t>.</w:t>
+        <w:t>Bên giao đã nhập đầy đủ thông tin đầy đủ  theo qui định và Bên nhận đã nhận Dữ liệu khai thông tin KH vay Dự án Prima Bay;. Đề nghị bộ phận LS - Phòng QTTD cập nhật thông tin và lưu trữ hồ sơ theo quy định.</w:t>
       </w:r>
     </w:p>
     <w:p>
@@ -1403,182 +310,35 @@
           <w:szCs w:val="25"/>
         </w:rPr>
       </w:pPr>
+      <w:proofErr w:type="spellStart"/>
+      <w:proofErr w:type="spellEnd"/>
+      <w:proofErr w:type="spellStart"/>
+      <w:proofErr w:type="spellEnd"/>
+      <w:proofErr w:type="spellStart"/>
+      <w:proofErr w:type="spellEnd"/>
+      <w:proofErr w:type="spellStart"/>
+      <w:proofErr w:type="spellEnd"/>
+      <w:proofErr w:type="spellStart"/>
+      <w:proofErr w:type="spellEnd"/>
+      <w:proofErr w:type="spellStart"/>
+      <w:proofErr w:type="spellEnd"/>
+      <w:proofErr w:type="spellStart"/>
+      <w:proofErr w:type="spellEnd"/>
+      <w:proofErr w:type="spellStart"/>
+      <w:proofErr w:type="spellEnd"/>
+      <w:proofErr w:type="spellStart"/>
+      <w:proofErr w:type="spellEnd"/>
+      <w:proofErr w:type="spellStart"/>
+      <w:proofErr w:type="spellEnd"/>
+      <w:proofErr w:type="spellStart"/>
+      <w:proofErr w:type="spellEnd"/>
       <w:r>
         <w:rPr>
           <w:sz w:val="25"/>
           <w:szCs w:val="25"/>
         </w:rPr>
-        <w:tab/>
+        <w:t>	Biên bản này lập thành hai (02) bản, mỗi bên lưu 1 bản</w:t>
       </w:r>
-      <w:proofErr w:type="spellStart"/>
-      <w:r>
-        <w:rPr>
-          <w:sz w:val="25"/>
-          <w:szCs w:val="25"/>
-        </w:rPr>
-        <w:t>Biên</w:t>
-      </w:r>
-      <w:proofErr w:type="spellEnd"/>
-      <w:r>
-        <w:rPr>
-          <w:sz w:val="25"/>
-          <w:szCs w:val="25"/>
-        </w:rPr>
-        <w:t xml:space="preserve"> </w:t>
-      </w:r>
-      <w:proofErr w:type="spellStart"/>
-      <w:r>
-        <w:rPr>
-          <w:sz w:val="25"/>
-          <w:szCs w:val="25"/>
-        </w:rPr>
-        <w:t>bản</w:t>
-      </w:r>
-      <w:proofErr w:type="spellEnd"/>
-      <w:r>
-        <w:rPr>
-          <w:sz w:val="25"/>
-          <w:szCs w:val="25"/>
-        </w:rPr>
-        <w:t xml:space="preserve"> </w:t>
-      </w:r>
-      <w:proofErr w:type="spellStart"/>
-      <w:r>
-        <w:rPr>
-          <w:sz w:val="25"/>
-          <w:szCs w:val="25"/>
-        </w:rPr>
-        <w:t>này</w:t>
-      </w:r>
-      <w:proofErr w:type="spellEnd"/>
-      <w:r>
-        <w:rPr>
-          <w:sz w:val="25"/>
-          <w:szCs w:val="25"/>
-        </w:rPr>
-        <w:t xml:space="preserve"> </w:t>
-      </w:r>
-      <w:proofErr w:type="spellStart"/>
-      <w:r>
-        <w:rPr>
-          <w:sz w:val="25"/>
-          <w:szCs w:val="25"/>
-        </w:rPr>
-        <w:t>lập</w:t>
-      </w:r>
-      <w:proofErr w:type="spellEnd"/>
-      <w:r>
-        <w:rPr>
-          <w:sz w:val="25"/>
-          <w:szCs w:val="25"/>
-        </w:rPr>
-        <w:t xml:space="preserve"> </w:t>
-      </w:r>
-      <w:proofErr w:type="spellStart"/>
-      <w:r>
-        <w:rPr>
-          <w:sz w:val="25"/>
-          <w:szCs w:val="25"/>
-        </w:rPr>
-        <w:t>thành</w:t>
-      </w:r>
-      <w:proofErr w:type="spellEnd"/>
-      <w:r>
-        <w:rPr>
-          <w:sz w:val="25"/>
-          <w:szCs w:val="25"/>
-        </w:rPr>
-        <w:t xml:space="preserve"> </w:t>
-      </w:r>
-      <w:proofErr w:type="spellStart"/>
-      <w:r>
-        <w:rPr>
-          <w:sz w:val="25"/>
-          <w:szCs w:val="25"/>
-        </w:rPr>
-        <w:t>hai</w:t>
-      </w:r>
-      <w:proofErr w:type="spellEnd"/>
-      <w:r>
-        <w:rPr>
-          <w:sz w:val="25"/>
-          <w:szCs w:val="25"/>
-        </w:rPr>
-        <w:t xml:space="preserve"> (02) </w:t>
-      </w:r>
-      <w:proofErr w:type="spellStart"/>
-      <w:r>
-        <w:rPr>
-          <w:sz w:val="25"/>
-          <w:szCs w:val="25"/>
-        </w:rPr>
-        <w:t>bản</w:t>
-      </w:r>
-      <w:proofErr w:type="spellEnd"/>
-      <w:r>
-        <w:rPr>
-          <w:sz w:val="25"/>
-          <w:szCs w:val="25"/>
-        </w:rPr>
-        <w:t xml:space="preserve">, </w:t>
-      </w:r>
-      <w:proofErr w:type="spellStart"/>
-      <w:r>
-        <w:rPr>
-          <w:sz w:val="25"/>
-          <w:szCs w:val="25"/>
-        </w:rPr>
-        <w:t>mỗi</w:t>
-      </w:r>
-      <w:proofErr w:type="spellEnd"/>
-      <w:r>
-        <w:rPr>
-          <w:sz w:val="25"/>
-          <w:szCs w:val="25"/>
-        </w:rPr>
-        <w:t xml:space="preserve"> </w:t>
-      </w:r>
-      <w:proofErr w:type="spellStart"/>
-      <w:r>
-        <w:rPr>
-          <w:sz w:val="25"/>
-          <w:szCs w:val="25"/>
-        </w:rPr>
-        <w:t>bên</w:t>
-      </w:r>
-      <w:proofErr w:type="spellEnd"/>
-      <w:r>
-        <w:rPr>
-          <w:sz w:val="25"/>
-          <w:szCs w:val="25"/>
-        </w:rPr>
-        <w:t xml:space="preserve"> </w:t>
-      </w:r>
-      <w:proofErr w:type="spellStart"/>
-      <w:r>
-        <w:rPr>
-          <w:sz w:val="25"/>
-          <w:szCs w:val="25"/>
-        </w:rPr>
-        <w:t>lưu</w:t>
-      </w:r>
-      <w:proofErr w:type="spellEnd"/>
-      <w:r>
-        <w:rPr>
-          <w:sz w:val="25"/>
-          <w:szCs w:val="25"/>
-        </w:rPr>
-        <w:t xml:space="preserve"> 1 </w:t>
-      </w:r>
-      <w:proofErr w:type="spellStart"/>
-      <w:r>
-        <w:rPr>
-          <w:sz w:val="25"/>
-          <w:szCs w:val="25"/>
-        </w:rPr>
-        <w:t>bản</w:t>
-      </w:r>
-      <w:proofErr w:type="spellEnd"/>
     </w:p>
     <w:tbl>
       <w:tblPr>
@@ -1694,15 +454,8 @@
               </w:rPr>
             </w:pPr>
             <w:proofErr w:type="spellStart"/>
-            <w:r>
-              <w:rPr>
-                <w:b/>
-                <w:bCs/>
-                <w:sz w:val="25"/>
-                <w:szCs w:val="25"/>
-              </w:rPr>
-              <w:t>Cán</w:t>
-            </w:r>
+            <w:proofErr w:type="spellEnd"/>
+            <w:proofErr w:type="spellStart"/>
             <w:proofErr w:type="spellEnd"/>
             <w:r>
               <w:rPr>
@@ -1711,27 +464,7 @@
                 <w:sz w:val="25"/>
                 <w:szCs w:val="25"/>
               </w:rPr>
-              <w:t xml:space="preserve"> </w:t>
-            </w:r>
-            <w:proofErr w:type="spellStart"/>
-            <w:r>
-              <w:rPr>
-                <w:b/>
-                <w:bCs/>
-                <w:sz w:val="25"/>
-                <w:szCs w:val="25"/>
-              </w:rPr>
-              <w:t>bộ</w:t>
-            </w:r>
-            <w:proofErr w:type="spellEnd"/>
-            <w:r>
-              <w:rPr>
-                <w:b/>
-                <w:bCs/>
-                <w:sz w:val="25"/>
-                <w:szCs w:val="25"/>
-              </w:rPr>
-              <w:t xml:space="preserve">                </w:t>
+              <w:t xml:space="preserve">Cán bộ                </w:t>
             </w:r>
           </w:p>
         </w:tc>
@@ -1752,15 +485,8 @@
               </w:rPr>
             </w:pPr>
             <w:proofErr w:type="spellStart"/>
-            <w:r>
-              <w:rPr>
-                <w:b/>
-                <w:bCs/>
-                <w:sz w:val="25"/>
-                <w:szCs w:val="25"/>
-              </w:rPr>
-              <w:t>Kiểm</w:t>
-            </w:r>
+            <w:proofErr w:type="spellEnd"/>
+            <w:proofErr w:type="spellStart"/>
             <w:proofErr w:type="spellEnd"/>
             <w:r>
               <w:rPr>
@@ -1769,19 +495,8 @@
                 <w:sz w:val="25"/>
                 <w:szCs w:val="25"/>
               </w:rPr>
-              <w:t xml:space="preserve"> </w:t>
+              <w:t>Kiểm soát</w:t>
             </w:r>
-            <w:proofErr w:type="spellStart"/>
-            <w:r>
-              <w:rPr>
-                <w:b/>
-                <w:bCs/>
-                <w:sz w:val="25"/>
-                <w:szCs w:val="25"/>
-              </w:rPr>
-              <w:t>soát</w:t>
-            </w:r>
-            <w:proofErr w:type="spellEnd"/>
           </w:p>
         </w:tc>
         <w:tc>
@@ -1801,15 +516,8 @@
               </w:rPr>
             </w:pPr>
             <w:proofErr w:type="spellStart"/>
-            <w:r>
-              <w:rPr>
-                <w:b/>
-                <w:bCs/>
-                <w:sz w:val="25"/>
-                <w:szCs w:val="25"/>
-              </w:rPr>
-              <w:t>Cán</w:t>
-            </w:r>
+            <w:proofErr w:type="spellEnd"/>
+            <w:proofErr w:type="spellStart"/>
             <w:proofErr w:type="spellEnd"/>
             <w:r>
               <w:rPr>
@@ -1818,19 +526,8 @@
                 <w:sz w:val="25"/>
                 <w:szCs w:val="25"/>
               </w:rPr>
-              <w:t xml:space="preserve"> </w:t>
+              <w:t>Cán bộ</w:t>
             </w:r>
-            <w:proofErr w:type="spellStart"/>
-            <w:r>
-              <w:rPr>
-                <w:b/>
-                <w:bCs/>
-                <w:sz w:val="25"/>
-                <w:szCs w:val="25"/>
-              </w:rPr>
-              <w:t>bộ</w:t>
-            </w:r>
-            <w:proofErr w:type="spellEnd"/>
           </w:p>
         </w:tc>
         <w:tc>
@@ -1849,15 +546,8 @@
               </w:rPr>
             </w:pPr>
             <w:proofErr w:type="spellStart"/>
-            <w:r>
-              <w:rPr>
-                <w:b/>
-                <w:bCs/>
-                <w:sz w:val="25"/>
-                <w:szCs w:val="25"/>
-              </w:rPr>
-              <w:t>Kiểm</w:t>
-            </w:r>
+            <w:proofErr w:type="spellEnd"/>
+            <w:proofErr w:type="spellStart"/>
             <w:proofErr w:type="spellEnd"/>
             <w:r>
               <w:rPr>
@@ -1866,19 +556,8 @@
                 <w:sz w:val="25"/>
                 <w:szCs w:val="25"/>
               </w:rPr>
-              <w:t xml:space="preserve"> </w:t>
+              <w:t>Kiểm soát</w:t>
             </w:r>
-            <w:proofErr w:type="spellStart"/>
-            <w:r>
-              <w:rPr>
-                <w:b/>
-                <w:bCs/>
-                <w:sz w:val="25"/>
-                <w:szCs w:val="25"/>
-              </w:rPr>
-              <w:t>soát</w:t>
-            </w:r>
-            <w:proofErr w:type="spellEnd"/>
           </w:p>
         </w:tc>
       </w:tr>
@@ -1923,15 +602,28 @@
               </w:rPr>
             </w:pPr>
             <w:proofErr w:type="spellStart"/>
-            <w:r>
-              <w:rPr>
-                <w:b/>
-                <w:bCs/>
-                <w:sz w:val="26"/>
-                <w:szCs w:val="26"/>
-              </w:rPr>
-              <w:t>Một</w:t>
-            </w:r>
+            <w:proofErr w:type="spellEnd"/>
+            <w:proofErr w:type="spellStart"/>
+            <w:proofErr w:type="spellEnd"/>
+            <w:proofErr w:type="spellStart"/>
+            <w:proofErr w:type="spellEnd"/>
+            <w:proofErr w:type="spellStart"/>
+            <w:proofErr w:type="spellEnd"/>
+            <w:proofErr w:type="spellStart"/>
+            <w:proofErr w:type="spellEnd"/>
+            <w:proofErr w:type="spellStart"/>
+            <w:proofErr w:type="spellEnd"/>
+            <w:proofErr w:type="spellStart"/>
+            <w:proofErr w:type="spellEnd"/>
+            <w:proofErr w:type="spellStart"/>
+            <w:proofErr w:type="spellEnd"/>
+            <w:proofErr w:type="spellStart"/>
+            <w:proofErr w:type="spellEnd"/>
+            <w:proofErr w:type="spellStart"/>
+            <w:proofErr w:type="spellEnd"/>
+            <w:proofErr w:type="spellStart"/>
+            <w:proofErr w:type="spellEnd"/>
+            <w:proofErr w:type="spellStart"/>
             <w:proofErr w:type="spellEnd"/>
             <w:r>
               <w:rPr>
@@ -1940,219 +632,8 @@
                 <w:sz w:val="26"/>
                 <w:szCs w:val="26"/>
               </w:rPr>
-              <w:t xml:space="preserve"> </w:t>
+              <w:t>Một số thông tin cơ bản trong được khai báo trên file Dữ liệu</w:t>
             </w:r>
-            <w:proofErr w:type="spellStart"/>
-            <w:r>
-              <w:rPr>
-                <w:b/>
-                <w:bCs/>
-                <w:sz w:val="26"/>
-                <w:szCs w:val="26"/>
-              </w:rPr>
-              <w:t>số</w:t>
-            </w:r>
-            <w:proofErr w:type="spellEnd"/>
-            <w:r>
-              <w:rPr>
-                <w:b/>
-                <w:bCs/>
-                <w:sz w:val="26"/>
-                <w:szCs w:val="26"/>
-              </w:rPr>
-              <w:t xml:space="preserve"> </w:t>
-            </w:r>
-            <w:proofErr w:type="spellStart"/>
-            <w:r>
-              <w:rPr>
-                <w:b/>
-                <w:bCs/>
-                <w:sz w:val="26"/>
-                <w:szCs w:val="26"/>
-              </w:rPr>
-              <w:t>thông</w:t>
-            </w:r>
-            <w:proofErr w:type="spellEnd"/>
-            <w:r>
-              <w:rPr>
-                <w:b/>
-                <w:bCs/>
-                <w:sz w:val="26"/>
-                <w:szCs w:val="26"/>
-              </w:rPr>
-              <w:t xml:space="preserve"> tin </w:t>
-            </w:r>
-            <w:proofErr w:type="spellStart"/>
-            <w:r>
-              <w:rPr>
-                <w:b/>
-                <w:bCs/>
-                <w:sz w:val="26"/>
-                <w:szCs w:val="26"/>
-              </w:rPr>
-              <w:t>cơ</w:t>
-            </w:r>
-            <w:proofErr w:type="spellEnd"/>
-            <w:r>
-              <w:rPr>
-                <w:b/>
-                <w:bCs/>
-                <w:sz w:val="26"/>
-                <w:szCs w:val="26"/>
-              </w:rPr>
-              <w:t xml:space="preserve"> </w:t>
-            </w:r>
-            <w:proofErr w:type="spellStart"/>
-            <w:r>
-              <w:rPr>
-                <w:b/>
-                <w:bCs/>
-                <w:sz w:val="26"/>
-                <w:szCs w:val="26"/>
-              </w:rPr>
-              <w:t>bản</w:t>
-            </w:r>
-            <w:proofErr w:type="spellEnd"/>
-            <w:r>
-              <w:rPr>
-                <w:b/>
-                <w:bCs/>
-                <w:sz w:val="26"/>
-                <w:szCs w:val="26"/>
-              </w:rPr>
-              <w:t xml:space="preserve"> </w:t>
-            </w:r>
-            <w:proofErr w:type="spellStart"/>
-            <w:r>
-              <w:rPr>
-                <w:b/>
-                <w:bCs/>
-                <w:sz w:val="26"/>
-                <w:szCs w:val="26"/>
-              </w:rPr>
-              <w:t>trong</w:t>
-            </w:r>
-            <w:proofErr w:type="spellEnd"/>
-            <w:r>
-              <w:rPr>
-                <w:b/>
-                <w:bCs/>
-                <w:sz w:val="26"/>
-                <w:szCs w:val="26"/>
-              </w:rPr>
-              <w:t xml:space="preserve"> </w:t>
-            </w:r>
-            <w:proofErr w:type="spellStart"/>
-            <w:r>
-              <w:rPr>
-                <w:b/>
-                <w:bCs/>
-                <w:sz w:val="26"/>
-                <w:szCs w:val="26"/>
-              </w:rPr>
-              <w:t>được</w:t>
-            </w:r>
-            <w:proofErr w:type="spellEnd"/>
-            <w:r>
-              <w:rPr>
-                <w:b/>
-                <w:bCs/>
-                <w:sz w:val="26"/>
-                <w:szCs w:val="26"/>
-              </w:rPr>
-              <w:t xml:space="preserve"> </w:t>
-            </w:r>
-            <w:proofErr w:type="spellStart"/>
-            <w:r>
-              <w:rPr>
-                <w:b/>
-                <w:bCs/>
-                <w:sz w:val="26"/>
-                <w:szCs w:val="26"/>
-              </w:rPr>
-              <w:t>khai</w:t>
-            </w:r>
-            <w:proofErr w:type="spellEnd"/>
-            <w:r>
-              <w:rPr>
-                <w:b/>
-                <w:bCs/>
-                <w:sz w:val="26"/>
-                <w:szCs w:val="26"/>
-              </w:rPr>
-              <w:t xml:space="preserve"> </w:t>
-            </w:r>
-            <w:proofErr w:type="spellStart"/>
-            <w:r>
-              <w:rPr>
-                <w:b/>
-                <w:bCs/>
-                <w:sz w:val="26"/>
-                <w:szCs w:val="26"/>
-              </w:rPr>
-              <w:t>báo</w:t>
-            </w:r>
-            <w:proofErr w:type="spellEnd"/>
-            <w:r>
-              <w:rPr>
-                <w:b/>
-                <w:bCs/>
-                <w:sz w:val="26"/>
-                <w:szCs w:val="26"/>
-              </w:rPr>
-              <w:t xml:space="preserve"> </w:t>
-            </w:r>
-            <w:proofErr w:type="spellStart"/>
-            <w:r>
-              <w:rPr>
-                <w:b/>
-                <w:bCs/>
-                <w:sz w:val="26"/>
-                <w:szCs w:val="26"/>
-              </w:rPr>
-              <w:t>trên</w:t>
-            </w:r>
-            <w:proofErr w:type="spellEnd"/>
-            <w:r>
-              <w:rPr>
-                <w:b/>
-                <w:bCs/>
-                <w:sz w:val="26"/>
-                <w:szCs w:val="26"/>
-              </w:rPr>
-              <w:t xml:space="preserve"> file </w:t>
-            </w:r>
-            <w:proofErr w:type="spellStart"/>
-            <w:r>
-              <w:rPr>
-                <w:b/>
-                <w:bCs/>
-                <w:sz w:val="26"/>
-                <w:szCs w:val="26"/>
-              </w:rPr>
-              <w:t>Dữ</w:t>
-            </w:r>
-            <w:proofErr w:type="spellEnd"/>
-            <w:r>
-              <w:rPr>
-                <w:b/>
-                <w:bCs/>
-                <w:sz w:val="26"/>
-                <w:szCs w:val="26"/>
-              </w:rPr>
-              <w:t xml:space="preserve"> </w:t>
-            </w:r>
-            <w:proofErr w:type="spellStart"/>
-            <w:r>
-              <w:rPr>
-                <w:b/>
-                <w:bCs/>
-                <w:sz w:val="26"/>
-                <w:szCs w:val="26"/>
-              </w:rPr>
-              <w:t>liệu</w:t>
-            </w:r>
-            <w:proofErr w:type="spellEnd"/>
           </w:p>
         </w:tc>
         <w:tc>
